--- a/template/template.docx
+++ b/template/template.docx
@@ -279,7 +279,15 @@
         <w:pStyle w:val="DefinitionTerm"/>
       </w:pPr>
       <w:r>
-        <w:t xml:space="preserve"> DefinitionTerm </w:t>
+        <w:t xml:space="preserve"> </w:t>
+      </w:r>
+      <w:proofErr w:type="spellStart"/>
+      <w:r>
+        <w:t>DefinitionTerm</w:t>
+      </w:r>
+      <w:proofErr w:type="spellEnd"/>
+      <w:r>
+        <w:t xml:space="preserve"> </w:t>
       </w:r>
     </w:p>
     <w:p>
@@ -295,7 +303,15 @@
         <w:pStyle w:val="DefinitionTerm"/>
       </w:pPr>
       <w:r>
-        <w:t xml:space="preserve"> DefinitionTerm </w:t>
+        <w:t xml:space="preserve"> </w:t>
+      </w:r>
+      <w:proofErr w:type="spellStart"/>
+      <w:r>
+        <w:t>DefinitionTerm</w:t>
+      </w:r>
+      <w:proofErr w:type="spellEnd"/>
+      <w:r>
+        <w:t xml:space="preserve"> </w:t>
       </w:r>
     </w:p>
     <w:p>
@@ -308,9 +324,11 @@
     </w:p>
     <w:sectPr>
       <w:headerReference w:type="default" r:id="rId9"/>
+      <w:footerReference w:type="default" r:id="rId10"/>
       <w:pgSz w:w="12240" w:h="15840"/>
-      <w:pgMar w:top="1440" w:right="1440" w:bottom="1440" w:left="1440" w:header="720" w:footer="720" w:gutter="0"/>
+      <w:pgMar w:top="720" w:right="1440" w:bottom="720" w:left="1440" w:header="0" w:footer="0" w:gutter="0"/>
       <w:cols w:space="720"/>
+      <w:docGrid w:linePitch="326"/>
     </w:sectPr>
   </w:body>
 </w:document>
@@ -341,6 +359,238 @@
 </w:endnotes>
 </file>
 
+<file path=word/footer1.xml><?xml version="1.0" encoding="utf-8"?>
+<w:ftr xmlns:wpc="http://schemas.microsoft.com/office/word/2010/wordprocessingCanvas" xmlns:cx="http://schemas.microsoft.com/office/drawing/2014/chartex" xmlns:cx1="http://schemas.microsoft.com/office/drawing/2015/9/8/chartex" xmlns:cx2="http://schemas.microsoft.com/office/drawing/2015/10/21/chartex" xmlns:cx3="http://schemas.microsoft.com/office/drawing/2016/5/9/chartex" xmlns:cx4="http://schemas.microsoft.com/office/drawing/2016/5/10/chartex" xmlns:cx5="http://schemas.microsoft.com/office/drawing/2016/5/11/chartex" xmlns:cx6="http://schemas.microsoft.com/office/drawing/2016/5/12/chartex" xmlns:cx7="http://schemas.microsoft.com/office/drawing/2016/5/13/chartex" xmlns:cx8="http://schemas.microsoft.com/office/drawing/2016/5/14/chartex" xmlns:mc="http://schemas.openxmlformats.org/markup-compatibility/2006" xmlns:aink="http://schemas.microsoft.com/office/drawing/2016/ink" xmlns:am3d="http://schemas.microsoft.com/office/drawing/2017/model3d" xmlns:o="urn:schemas-microsoft-com:office:office" xmlns:oel="http://schemas.microsoft.com/office/2019/extlst" xmlns:r="http://schemas.openxmlformats.org/officeDocument/2006/relationships" xmlns:m="http://schemas.openxmlformats.org/officeDocument/2006/math" xmlns:v="urn:schemas-microsoft-com:vml" xmlns:wp14="http://schemas.microsoft.com/office/word/2010/wordprocessingDrawing" xmlns:wp="http://schemas.openxmlformats.org/drawingml/2006/wordprocessingDrawing" xmlns:w10="urn:schemas-microsoft-com:office:word" xmlns:w="http://schemas.openxmlformats.org/wordprocessingml/2006/main" xmlns:w14="http://schemas.microsoft.com/office/word/2010/wordml" xmlns:w15="http://schemas.microsoft.com/office/word/2012/wordml" xmlns:w16cex="http://schemas.microsoft.com/office/word/2018/wordml/cex" xmlns:w16cid="http://schemas.microsoft.com/office/word/2016/wordml/cid" xmlns:w16="http://schemas.microsoft.com/office/word/2018/wordml" xmlns:w16du="http://schemas.microsoft.com/office/word/2023/wordml/word16du" xmlns:w16sdtdh="http://schemas.microsoft.com/office/word/2020/wordml/sdtdatahash" xmlns:w16sdtfl="http://schemas.microsoft.com/office/word/2024/wordml/sdtformatlock" xmlns:w16se="http://schemas.microsoft.com/office/word/2015/wordml/symex" xmlns:wpg="http://schemas.microsoft.com/office/word/2010/wordprocessingGroup" xmlns:wpi="http://schemas.microsoft.com/office/word/2010/wordprocessingInk" xmlns:wne="http://schemas.microsoft.com/office/word/2006/wordml" xmlns:wps="http://schemas.microsoft.com/office/word/2010/wordprocessingShape" mc:Ignorable="w14 w15 w16se w16cid w16 w16cex w16sdtdh w16sdtfl w16du wp14">
+  <w:tbl>
+    <w:tblPr>
+      <w:tblStyle w:val="TableGrid"/>
+      <w:tblpPr w:leftFromText="180" w:rightFromText="180" w:vertAnchor="text" w:tblpX="-1332" w:tblpY="1"/>
+      <w:tblOverlap w:val="never"/>
+      <w:tblW w:w="12240" w:type="dxa"/>
+      <w:tblLook w:val="04A0" w:firstRow="1" w:lastRow="0" w:firstColumn="1" w:lastColumn="0" w:noHBand="0" w:noVBand="1"/>
+    </w:tblPr>
+    <w:tblGrid>
+      <w:gridCol w:w="9450"/>
+      <w:gridCol w:w="2790"/>
+    </w:tblGrid>
+    <w:tr>
+      <w:trPr>
+        <w:trHeight w:val="432"/>
+      </w:trPr>
+      <w:tc>
+        <w:tcPr>
+          <w:tcW w:w="9450" w:type="dxa"/>
+          <w:tcBorders>
+            <w:top w:val="single" w:sz="24" w:space="0" w:color="365F91" w:themeColor="accent1" w:themeShade="BF"/>
+            <w:left w:val="nil"/>
+            <w:bottom w:val="nil"/>
+            <w:right w:val="nil"/>
+          </w:tcBorders>
+          <w:vAlign w:val="center"/>
+        </w:tcPr>
+        <w:p>
+          <w:pPr>
+            <w:pStyle w:val="Footer"/>
+            <w:jc w:val="right"/>
+            <w:rPr>
+              <w:i/>
+              <w:iCs/>
+              <w:color w:val="808080" w:themeColor="background1" w:themeShade="80"/>
+            </w:rPr>
+          </w:pPr>
+          <w:r>
+            <w:rPr>
+              <w:i/>
+              <w:iCs/>
+              <w:color w:val="808080" w:themeColor="background1" w:themeShade="80"/>
+            </w:rPr>
+            <w:fldChar w:fldCharType="begin"/>
+          </w:r>
+          <w:r>
+            <w:rPr>
+              <w:i/>
+              <w:iCs/>
+              <w:color w:val="808080" w:themeColor="background1" w:themeShade="80"/>
+            </w:rPr>
+            <w:instrText xml:space="preserve"> DATE \@ "d MMMM yyyy" </w:instrText>
+          </w:r>
+          <w:r>
+            <w:rPr>
+              <w:i/>
+              <w:iCs/>
+              <w:color w:val="808080" w:themeColor="background1" w:themeShade="80"/>
+            </w:rPr>
+            <w:fldChar w:fldCharType="separate"/>
+          </w:r>
+          <w:r>
+            <w:rPr>
+              <w:i/>
+              <w:iCs/>
+              <w:noProof/>
+              <w:color w:val="808080" w:themeColor="background1" w:themeShade="80"/>
+            </w:rPr>
+            <w:t>11 April 2025</w:t>
+          </w:r>
+          <w:r>
+            <w:rPr>
+              <w:i/>
+              <w:iCs/>
+              <w:color w:val="808080" w:themeColor="background1" w:themeShade="80"/>
+            </w:rPr>
+            <w:fldChar w:fldCharType="end"/>
+          </w:r>
+          <w:r>
+            <w:rPr>
+              <w:i/>
+              <w:iCs/>
+              <w:color w:val="808080" w:themeColor="background1" w:themeShade="80"/>
+            </w:rPr>
+            <w:t xml:space="preserve"> </w:t>
+          </w:r>
+          <w:r>
+            <w:rPr>
+              <w:i/>
+              <w:iCs/>
+              <w:color w:val="808080" w:themeColor="background1" w:themeShade="80"/>
+            </w:rPr>
+            <w:fldChar w:fldCharType="begin"/>
+          </w:r>
+          <w:r>
+            <w:rPr>
+              <w:i/>
+              <w:iCs/>
+              <w:color w:val="808080" w:themeColor="background1" w:themeShade="80"/>
+            </w:rPr>
+            <w:instrText xml:space="preserve"> DATE \@ "HH:mm:ss" </w:instrText>
+          </w:r>
+          <w:r>
+            <w:rPr>
+              <w:i/>
+              <w:iCs/>
+              <w:color w:val="808080" w:themeColor="background1" w:themeShade="80"/>
+            </w:rPr>
+            <w:fldChar w:fldCharType="separate"/>
+          </w:r>
+          <w:r>
+            <w:rPr>
+              <w:i/>
+              <w:iCs/>
+              <w:noProof/>
+              <w:color w:val="808080" w:themeColor="background1" w:themeShade="80"/>
+            </w:rPr>
+            <w:t>18:21:45</w:t>
+          </w:r>
+          <w:r>
+            <w:rPr>
+              <w:i/>
+              <w:iCs/>
+              <w:color w:val="808080" w:themeColor="background1" w:themeShade="80"/>
+            </w:rPr>
+            <w:fldChar w:fldCharType="end"/>
+          </w:r>
+        </w:p>
+      </w:tc>
+      <w:tc>
+        <w:tcPr>
+          <w:tcW w:w="2790" w:type="dxa"/>
+          <w:tcBorders>
+            <w:left w:val="nil"/>
+          </w:tcBorders>
+          <w:shd w:val="clear" w:color="auto" w:fill="365F91" w:themeFill="accent1" w:themeFillShade="BF"/>
+          <w:vAlign w:val="center"/>
+        </w:tcPr>
+        <w:p>
+          <w:pPr>
+            <w:ind w:right="1330"/>
+            <w:jc w:val="right"/>
+            <w:rPr>
+              <w:color w:val="FFFFFF" w:themeColor="background1"/>
+            </w:rPr>
+          </w:pPr>
+          <w:r>
+            <w:rPr>
+              <w:color w:val="FFFFFF" w:themeColor="background1"/>
+            </w:rPr>
+            <w:t xml:space="preserve">Page </w:t>
+          </w:r>
+          <w:r>
+            <w:rPr>
+              <w:color w:val="FFFFFF" w:themeColor="background1"/>
+            </w:rPr>
+            <w:fldChar w:fldCharType="begin"/>
+          </w:r>
+          <w:r>
+            <w:rPr>
+              <w:color w:val="FFFFFF" w:themeColor="background1"/>
+            </w:rPr>
+            <w:instrText xml:space="preserve"> PAGE  \* Arabic  \* MERGEFORMAT </w:instrText>
+          </w:r>
+          <w:r>
+            <w:rPr>
+              <w:color w:val="FFFFFF" w:themeColor="background1"/>
+            </w:rPr>
+            <w:fldChar w:fldCharType="separate"/>
+          </w:r>
+          <w:r>
+            <w:rPr>
+              <w:color w:val="FFFFFF" w:themeColor="background1"/>
+            </w:rPr>
+            <w:t>1</w:t>
+          </w:r>
+          <w:r>
+            <w:rPr>
+              <w:color w:val="FFFFFF" w:themeColor="background1"/>
+            </w:rPr>
+            <w:fldChar w:fldCharType="end"/>
+          </w:r>
+          <w:r>
+            <w:rPr>
+              <w:color w:val="FFFFFF" w:themeColor="background1"/>
+            </w:rPr>
+            <w:t xml:space="preserve"> of </w:t>
+          </w:r>
+          <w:r>
+            <w:rPr>
+              <w:color w:val="FFFFFF" w:themeColor="background1"/>
+            </w:rPr>
+            <w:fldChar w:fldCharType="begin"/>
+          </w:r>
+          <w:r>
+            <w:rPr>
+              <w:color w:val="FFFFFF" w:themeColor="background1"/>
+            </w:rPr>
+            <w:instrText xml:space="preserve"> NUMPAGES  \* Arabic  \* MERGEFORMAT </w:instrText>
+          </w:r>
+          <w:r>
+            <w:rPr>
+              <w:color w:val="FFFFFF" w:themeColor="background1"/>
+            </w:rPr>
+            <w:fldChar w:fldCharType="separate"/>
+          </w:r>
+          <w:r>
+            <w:rPr>
+              <w:color w:val="FFFFFF" w:themeColor="background1"/>
+            </w:rPr>
+            <w:t>3</w:t>
+          </w:r>
+          <w:r>
+            <w:rPr>
+              <w:color w:val="FFFFFF" w:themeColor="background1"/>
+            </w:rPr>
+            <w:fldChar w:fldCharType="end"/>
+          </w:r>
+        </w:p>
+      </w:tc>
+    </w:tr>
+  </w:tbl>
+  <w:p>
+    <w:pPr>
+      <w:pStyle w:val="Footer"/>
+    </w:pPr>
+  </w:p>
+</w:ftr>
+</file>
+
 <file path=word/footnotes.xml><?xml version="1.0" encoding="utf-8"?>
 <w:footnotes xmlns:wpc="http://schemas.microsoft.com/office/word/2010/wordprocessingCanvas" xmlns:cx="http://schemas.microsoft.com/office/drawing/2014/chartex" xmlns:cx1="http://schemas.microsoft.com/office/drawing/2015/9/8/chartex" xmlns:cx2="http://schemas.microsoft.com/office/drawing/2015/10/21/chartex" xmlns:cx3="http://schemas.microsoft.com/office/drawing/2016/5/9/chartex" xmlns:cx4="http://schemas.microsoft.com/office/drawing/2016/5/10/chartex" xmlns:cx5="http://schemas.microsoft.com/office/drawing/2016/5/11/chartex" xmlns:cx6="http://schemas.microsoft.com/office/drawing/2016/5/12/chartex" xmlns:cx7="http://schemas.microsoft.com/office/drawing/2016/5/13/chartex" xmlns:cx8="http://schemas.microsoft.com/office/drawing/2016/5/14/chartex" xmlns:mc="http://schemas.openxmlformats.org/markup-compatibility/2006" xmlns:aink="http://schemas.microsoft.com/office/drawing/2016/ink" xmlns:am3d="http://schemas.microsoft.com/office/drawing/2017/model3d" xmlns:o="urn:schemas-microsoft-com:office:office" xmlns:oel="http://schemas.microsoft.com/office/2019/extlst" xmlns:r="http://schemas.openxmlformats.org/officeDocument/2006/relationships" xmlns:m="http://schemas.openxmlformats.org/officeDocument/2006/math" xmlns:v="urn:schemas-microsoft-com:vml" xmlns:wp14="http://schemas.microsoft.com/office/word/2010/wordprocessingDrawing" xmlns:wp="http://schemas.openxmlformats.org/drawingml/2006/wordprocessingDrawing" xmlns:w10="urn:schemas-microsoft-com:office:word" xmlns:w="http://schemas.openxmlformats.org/wordprocessingml/2006/main" xmlns:w14="http://schemas.microsoft.com/office/word/2010/wordml" xmlns:w15="http://schemas.microsoft.com/office/word/2012/wordml" xmlns:w16cex="http://schemas.microsoft.com/office/word/2018/wordml/cex" xmlns:w16cid="http://schemas.microsoft.com/office/word/2016/wordml/cid" xmlns:w16="http://schemas.microsoft.com/office/word/2018/wordml" xmlns:w16du="http://schemas.microsoft.com/office/word/2023/wordml/word16du" xmlns:w16sdtdh="http://schemas.microsoft.com/office/word/2020/wordml/sdtdatahash" xmlns:w16sdtfl="http://schemas.microsoft.com/office/word/2024/wordml/sdtformatlock" xmlns:w16se="http://schemas.microsoft.com/office/word/2015/wordml/symex" xmlns:wpg="http://schemas.microsoft.com/office/word/2010/wordprocessingGroup" xmlns:wpi="http://schemas.microsoft.com/office/word/2010/wordprocessingInk" xmlns:wne="http://schemas.microsoft.com/office/word/2006/wordml" xmlns:wps="http://schemas.microsoft.com/office/word/2010/wordprocessingShape" mc:Ignorable="w14 w15 w16se w16cid w16 w16cex w16sdtdh w16sdtfl w16du wp14">
   <w:footnote w:type="separator" w:id="-1">
@@ -380,8 +630,8 @@
 <w:hdr xmlns:wpc="http://schemas.microsoft.com/office/word/2010/wordprocessingCanvas" xmlns:cx="http://schemas.microsoft.com/office/drawing/2014/chartex" xmlns:cx1="http://schemas.microsoft.com/office/drawing/2015/9/8/chartex" xmlns:cx2="http://schemas.microsoft.com/office/drawing/2015/10/21/chartex" xmlns:cx3="http://schemas.microsoft.com/office/drawing/2016/5/9/chartex" xmlns:cx4="http://schemas.microsoft.com/office/drawing/2016/5/10/chartex" xmlns:cx5="http://schemas.microsoft.com/office/drawing/2016/5/11/chartex" xmlns:cx6="http://schemas.microsoft.com/office/drawing/2016/5/12/chartex" xmlns:cx7="http://schemas.microsoft.com/office/drawing/2016/5/13/chartex" xmlns:cx8="http://schemas.microsoft.com/office/drawing/2016/5/14/chartex" xmlns:mc="http://schemas.openxmlformats.org/markup-compatibility/2006" xmlns:aink="http://schemas.microsoft.com/office/drawing/2016/ink" xmlns:am3d="http://schemas.microsoft.com/office/drawing/2017/model3d" xmlns:o="urn:schemas-microsoft-com:office:office" xmlns:oel="http://schemas.microsoft.com/office/2019/extlst" xmlns:r="http://schemas.openxmlformats.org/officeDocument/2006/relationships" xmlns:m="http://schemas.openxmlformats.org/officeDocument/2006/math" xmlns:v="urn:schemas-microsoft-com:vml" xmlns:wp14="http://schemas.microsoft.com/office/word/2010/wordprocessingDrawing" xmlns:wp="http://schemas.openxmlformats.org/drawingml/2006/wordprocessingDrawing" xmlns:w10="urn:schemas-microsoft-com:office:word" xmlns:w="http://schemas.openxmlformats.org/wordprocessingml/2006/main" xmlns:w14="http://schemas.microsoft.com/office/word/2010/wordml" xmlns:w15="http://schemas.microsoft.com/office/word/2012/wordml" xmlns:w16cex="http://schemas.microsoft.com/office/word/2018/wordml/cex" xmlns:w16cid="http://schemas.microsoft.com/office/word/2016/wordml/cid" xmlns:w16="http://schemas.microsoft.com/office/word/2018/wordml" xmlns:w16du="http://schemas.microsoft.com/office/word/2023/wordml/word16du" xmlns:w16sdtdh="http://schemas.microsoft.com/office/word/2020/wordml/sdtdatahash" xmlns:w16sdtfl="http://schemas.microsoft.com/office/word/2024/wordml/sdtformatlock" xmlns:w16se="http://schemas.microsoft.com/office/word/2015/wordml/symex" xmlns:wpg="http://schemas.microsoft.com/office/word/2010/wordprocessingGroup" xmlns:wpi="http://schemas.microsoft.com/office/word/2010/wordprocessingInk" xmlns:wne="http://schemas.microsoft.com/office/word/2006/wordml" xmlns:wps="http://schemas.microsoft.com/office/word/2010/wordprocessingShape" mc:Ignorable="w14 w15 w16se w16cid w16 w16cex w16sdtdh w16sdtfl w16du wp14">
   <w:tbl>
     <w:tblPr>
-      <w:tblW w:w="5000" w:type="pct"/>
-      <w:jc w:val="right"/>
+      <w:tblW w:w="6382" w:type="pct"/>
+      <w:tblInd w:w="-1325" w:type="dxa"/>
       <w:shd w:val="clear" w:color="auto" w:fill="17365D" w:themeFill="text2" w:themeFillShade="BF"/>
       <w:tblCellMar>
         <w:top w:w="115" w:type="dxa"/>
@@ -392,57 +642,48 @@
       <w:tblLook w:val="04A0" w:firstRow="1" w:lastRow="0" w:firstColumn="1" w:lastColumn="0" w:noHBand="0" w:noVBand="1"/>
     </w:tblPr>
     <w:tblGrid>
-      <w:gridCol w:w="2387"/>
-      <w:gridCol w:w="7203"/>
+      <w:gridCol w:w="12241"/>
     </w:tblGrid>
     <w:tr>
       <w:trPr>
-        <w:jc w:val="right"/>
+        <w:trHeight w:val="432"/>
       </w:trPr>
       <w:tc>
         <w:tcPr>
-          <w:tcW w:w="0" w:type="auto"/>
-          <w:shd w:val="clear" w:color="auto" w:fill="17365D" w:themeFill="text2" w:themeFillShade="BF"/>
+          <w:tcW w:w="5000" w:type="pct"/>
+          <w:shd w:val="clear" w:color="auto" w:fill="365F91" w:themeFill="accent1" w:themeFillShade="BF"/>
           <w:vAlign w:val="center"/>
         </w:tcPr>
         <w:p>
           <w:pPr>
-            <w:pStyle w:val="Header"/>
+            <w:pStyle w:val="Bibliography"/>
+            <w:ind w:right="1232"/>
+            <w:jc w:val="right"/>
+            <w:rPr>
+              <w:caps/>
+            </w:rPr>
           </w:pPr>
-        </w:p>
-      </w:tc>
-      <w:tc>
-        <w:tcPr>
-          <w:tcW w:w="0" w:type="auto"/>
-          <w:shd w:val="clear" w:color="auto" w:fill="17365D" w:themeFill="text2" w:themeFillShade="BF"/>
-          <w:vAlign w:val="center"/>
-        </w:tcPr>
-        <w:p>
-          <w:pPr>
-            <w:pStyle w:val="Header"/>
-            <w:rPr>
-              <w:caps/>
-            </w:rPr>
-          </w:pPr>
-          <w:r>
-            <w:rPr>
-              <w:caps/>
-            </w:rPr>
-            <w:t xml:space="preserve"> </w:t>
-          </w:r>
           <w:sdt>
             <w:sdtPr>
+              <w:rPr>
+                <w:rStyle w:val="HeaderChar"/>
+                <w:sz w:val="24"/>
+              </w:rPr>
               <w:alias w:val="Title"/>
               <w:tag w:val=""/>
               <w:id w:val="-773790484"/>
               <w:placeholder>
-                <w:docPart w:val="732044F6C1A74F1EA52C61810C1BDA57"/>
+                <w:docPart w:val="BF3F4DE48FDC40F3A7373E23348CC20F"/>
               </w:placeholder>
               <w:dataBinding w:prefixMappings="xmlns:ns0='http://purl.org/dc/elements/1.1/' xmlns:ns1='http://schemas.openxmlformats.org/package/2006/metadata/core-properties' " w:xpath="/ns1:coreProperties[1]/ns0:title[1]" w:storeItemID="{6C3C8BC8-F283-45AE-878A-BAB7291924A1}"/>
               <w:text/>
             </w:sdtPr>
             <w:sdtContent>
               <w:r>
+                <w:rPr>
+                  <w:rStyle w:val="HeaderChar"/>
+                  <w:sz w:val="24"/>
+                </w:rPr>
                 <w:t>Title</w:t>
               </w:r>
             </w:sdtContent>
@@ -589,6 +830,7 @@
     </w:pPrDefault>
   </w:docDefaults>
   <w:latentStyles w:defLockedState="0" w:defUIPriority="0" w:defSemiHidden="0" w:defUnhideWhenUsed="0" w:defQFormat="0" w:count="376">
+    <w:lsdException w:name="footer" w:uiPriority="99"/>
     <w:lsdException w:name="Normal Table" w:semiHidden="1" w:unhideWhenUsed="1"/>
     <w:lsdException w:name="Table Simple 1" w:semiHidden="1" w:unhideWhenUsed="1"/>
     <w:lsdException w:name="Table Simple 2" w:semiHidden="1" w:unhideWhenUsed="1"/>
@@ -835,6 +1077,10 @@
   <w:style w:type="paragraph" w:default="1" w:styleId="Normal">
     <w:name w:val="Normal"/>
     <w:qFormat/>
+    <w:rsid w:val="00210AEB"/>
+    <w:rPr>
+      <w:rFonts w:ascii="Aptos" w:hAnsi="Aptos"/>
+    </w:rPr>
   </w:style>
   <w:style w:type="paragraph" w:styleId="Heading1">
     <w:name w:val="heading 1"/>
@@ -842,18 +1088,20 @@
     <w:next w:val="BodyText"/>
     <w:uiPriority w:val="9"/>
     <w:qFormat/>
-    <w:rsid w:val="008646E4"/>
+    <w:rsid w:val="00D05050"/>
     <w:pPr>
       <w:keepNext/>
       <w:keepLines/>
       <w:pBdr>
-        <w:bottom w:val="single" w:sz="8" w:space="1" w:color="0F243E" w:themeColor="text2" w:themeShade="80"/>
+        <w:bottom w:val="single" w:sz="8" w:space="1" w:color="244061" w:themeColor="accent1" w:themeShade="80"/>
       </w:pBdr>
       <w:spacing w:before="120" w:after="0"/>
+      <w:ind w:left="-432" w:right="-432"/>
+      <w:jc w:val="center"/>
       <w:outlineLvl w:val="0"/>
     </w:pPr>
     <w:rPr>
-      <w:rFonts w:ascii="Aptos" w:eastAsiaTheme="majorEastAsia" w:hAnsi="Aptos" w:cstheme="majorBidi"/>
+      <w:rFonts w:eastAsiaTheme="majorEastAsia" w:cstheme="majorBidi"/>
       <w:b/>
       <w:bCs/>
       <w:color w:val="17365D" w:themeColor="text2" w:themeShade="BF"/>
@@ -868,18 +1116,20 @@
     <w:uiPriority w:val="9"/>
     <w:unhideWhenUsed/>
     <w:qFormat/>
-    <w:rsid w:val="008646E4"/>
+    <w:rsid w:val="00F30279"/>
     <w:pPr>
       <w:keepNext/>
       <w:keepLines/>
       <w:spacing w:before="120" w:after="0"/>
+      <w:ind w:left="-432"/>
       <w:outlineLvl w:val="1"/>
     </w:pPr>
     <w:rPr>
-      <w:rFonts w:ascii="Aptos" w:eastAsiaTheme="majorEastAsia" w:hAnsi="Aptos" w:cstheme="majorBidi"/>
+      <w:rFonts w:eastAsiaTheme="majorEastAsia" w:cstheme="majorBidi"/>
+      <w:b/>
       <w:bCs/>
       <w:color w:val="17365D" w:themeColor="text2" w:themeShade="BF"/>
-      <w:sz w:val="28"/>
+      <w:sz w:val="22"/>
       <w:szCs w:val="28"/>
     </w:rPr>
   </w:style>
@@ -1050,7 +1300,6 @@
       <w:spacing w:before="120" w:after="120"/>
     </w:pPr>
     <w:rPr>
-      <w:rFonts w:ascii="Aptos" w:hAnsi="Aptos"/>
       <w:sz w:val="20"/>
     </w:rPr>
   </w:style>
@@ -1082,7 +1331,7 @@
       <w:jc w:val="center"/>
     </w:pPr>
     <w:rPr>
-      <w:rFonts w:ascii="Aptos" w:eastAsiaTheme="majorEastAsia" w:hAnsi="Aptos" w:cstheme="majorBidi"/>
+      <w:rFonts w:eastAsiaTheme="majorEastAsia" w:cstheme="majorBidi"/>
       <w:bCs/>
       <w:color w:val="000000" w:themeColor="text1"/>
       <w:sz w:val="48"/>
@@ -1137,7 +1386,6 @@
       <w:jc w:val="center"/>
     </w:pPr>
     <w:rPr>
-      <w:rFonts w:ascii="Aptos" w:hAnsi="Aptos"/>
       <w:i/>
       <w:color w:val="17365D" w:themeColor="text2" w:themeShade="BF"/>
       <w:sz w:val="20"/>
@@ -1146,8 +1394,22 @@
   </w:style>
   <w:style w:type="paragraph" w:styleId="Bibliography">
     <w:name w:val="Bibliography"/>
-    <w:basedOn w:val="Normal"/>
+    <w:basedOn w:val="Header"/>
     <w:qFormat/>
+    <w:rsid w:val="00025E36"/>
+    <w:pPr>
+      <w:tabs>
+        <w:tab w:val="clear" w:pos="4680"/>
+        <w:tab w:val="clear" w:pos="9360"/>
+      </w:tabs>
+      <w:spacing w:before="60" w:after="60"/>
+      <w:ind w:firstLine="720"/>
+      <w:jc w:val="both"/>
+    </w:pPr>
+    <w:rPr>
+      <w:color w:val="000000" w:themeColor="text1"/>
+      <w:sz w:val="20"/>
+    </w:rPr>
   </w:style>
   <w:style w:type="paragraph" w:styleId="BlockText">
     <w:name w:val="Block Text"/>
@@ -1299,7 +1561,7 @@
     <w:name w:val="header"/>
     <w:basedOn w:val="Normal"/>
     <w:link w:val="HeaderChar"/>
-    <w:rsid w:val="00A42082"/>
+    <w:rsid w:val="001040DE"/>
     <w:pPr>
       <w:tabs>
         <w:tab w:val="center" w:pos="4680"/>
@@ -1309,7 +1571,7 @@
       <w:jc w:val="right"/>
     </w:pPr>
     <w:rPr>
-      <w:rFonts w:asciiTheme="majorHAnsi" w:eastAsiaTheme="majorEastAsia" w:hAnsiTheme="majorHAnsi" w:cstheme="majorBidi"/>
+      <w:rFonts w:eastAsiaTheme="majorEastAsia" w:cstheme="majorBidi"/>
       <w:color w:val="FFFFFF" w:themeColor="background1"/>
     </w:rPr>
   </w:style>
@@ -1317,9 +1579,9 @@
     <w:name w:val="Header Char"/>
     <w:basedOn w:val="DefaultParagraphFont"/>
     <w:link w:val="Header"/>
-    <w:rsid w:val="00A42082"/>
+    <w:rsid w:val="001040DE"/>
     <w:rPr>
-      <w:rFonts w:asciiTheme="majorHAnsi" w:eastAsiaTheme="majorEastAsia" w:hAnsiTheme="majorHAnsi" w:cstheme="majorBidi"/>
+      <w:rFonts w:ascii="Aptos" w:eastAsiaTheme="majorEastAsia" w:hAnsi="Aptos" w:cstheme="majorBidi"/>
       <w:color w:val="FFFFFF" w:themeColor="background1"/>
     </w:rPr>
   </w:style>
@@ -1327,6 +1589,7 @@
     <w:name w:val="footer"/>
     <w:basedOn w:val="Normal"/>
     <w:link w:val="FooterChar"/>
+    <w:uiPriority w:val="99"/>
     <w:rsid w:val="00684602"/>
     <w:pPr>
       <w:tabs>
@@ -1340,7 +1603,26 @@
     <w:name w:val="Footer Char"/>
     <w:basedOn w:val="DefaultParagraphFont"/>
     <w:link w:val="Footer"/>
+    <w:uiPriority w:val="99"/>
     <w:rsid w:val="00684602"/>
+  </w:style>
+  <w:style w:type="table" w:styleId="TableGrid">
+    <w:name w:val="Table Grid"/>
+    <w:basedOn w:val="TableNormal"/>
+    <w:rsid w:val="00210AEB"/>
+    <w:pPr>
+      <w:spacing w:after="0"/>
+    </w:pPr>
+    <w:tblPr>
+      <w:tblBorders>
+        <w:top w:val="single" w:sz="4" w:space="0" w:color="auto"/>
+        <w:left w:val="single" w:sz="4" w:space="0" w:color="auto"/>
+        <w:bottom w:val="single" w:sz="4" w:space="0" w:color="auto"/>
+        <w:right w:val="single" w:sz="4" w:space="0" w:color="auto"/>
+        <w:insideH w:val="single" w:sz="4" w:space="0" w:color="auto"/>
+        <w:insideV w:val="single" w:sz="4" w:space="0" w:color="auto"/>
+      </w:tblBorders>
+    </w:tblPr>
   </w:style>
 </w:styles>
 </file>
@@ -1350,7 +1632,7 @@
   <w:docParts>
     <w:docPart>
       <w:docPartPr>
-        <w:name w:val="732044F6C1A74F1EA52C61810C1BDA57"/>
+        <w:name w:val="BF3F4DE48FDC40F3A7373E23348CC20F"/>
         <w:category>
           <w:name w:val="General"/>
           <w:gallery w:val="placeholder"/>
@@ -1361,12 +1643,12 @@
         <w:behaviors>
           <w:behavior w:val="content"/>
         </w:behaviors>
-        <w:guid w:val="{69734FAD-E7EB-4801-A94D-B7AC4047CB98}"/>
+        <w:guid w:val="{E05941F2-541E-4C7B-8773-0A050F7166E4}"/>
       </w:docPartPr>
       <w:docPartBody>
         <w:p>
           <w:pPr>
-            <w:pStyle w:val="732044F6C1A74F1EA52C61810C1BDA57"/>
+            <w:pStyle w:val="BF3F4DE48FDC40F3A7373E23348CC20F"/>
           </w:pPr>
           <w:r>
             <w:rPr>
@@ -1443,11 +1725,30 @@
   </w:compat>
   <w:rsids>
     <w:rsidRoot w:val="009D4C8F"/>
+    <w:rsid w:val="001A1D32"/>
+    <w:rsid w:val="002058E9"/>
+    <w:rsid w:val="00210625"/>
     <w:rsid w:val="00243A24"/>
+    <w:rsid w:val="00340440"/>
+    <w:rsid w:val="0043635B"/>
     <w:rsid w:val="00530051"/>
+    <w:rsid w:val="00587588"/>
+    <w:rsid w:val="00712803"/>
+    <w:rsid w:val="007A5B47"/>
     <w:rsid w:val="00945AF2"/>
+    <w:rsid w:val="009C598C"/>
     <w:rsid w:val="009D4C8F"/>
+    <w:rsid w:val="00AB3FB9"/>
+    <w:rsid w:val="00BA6EF2"/>
+    <w:rsid w:val="00C84263"/>
+    <w:rsid w:val="00D17BFC"/>
+    <w:rsid w:val="00DF4AEE"/>
+    <w:rsid w:val="00E16304"/>
+    <w:rsid w:val="00E52E90"/>
+    <w:rsid w:val="00E64C23"/>
+    <w:rsid w:val="00E744AE"/>
     <w:rsid w:val="00F12714"/>
+    <w:rsid w:val="00F22E5D"/>
   </w:rsids>
   <m:mathPr>
     <m:mathFont m:val="Cambria Math"/>
@@ -1898,9 +2199,9 @@
     <w:semiHidden/>
     <w:unhideWhenUsed/>
   </w:style>
-  <w:style w:type="paragraph" w:customStyle="1" w:styleId="732044F6C1A74F1EA52C61810C1BDA57">
-    <w:name w:val="732044F6C1A74F1EA52C61810C1BDA57"/>
-    <w:rsid w:val="009D4C8F"/>
+  <w:style w:type="paragraph" w:customStyle="1" w:styleId="BF3F4DE48FDC40F3A7373E23348CC20F">
+    <w:name w:val="BF3F4DE48FDC40F3A7373E23348CC20F"/>
+    <w:rsid w:val="00210625"/>
   </w:style>
 </w:styles>
 </file>

--- a/template/template.docx
+++ b/template/template.docx
@@ -322,6 +322,17 @@
         <w:t xml:space="preserve"> Definition </w:t>
       </w:r>
     </w:p>
+    <w:p>
+      <w:pPr>
+        <w:pStyle w:val="Definition"/>
+      </w:pPr>
+      <w:r>
+        <w:rPr>
+          <w:rStyle w:val="VerbatimChar"/>
+        </w:rPr>
+        <w:t>ggplot2</w:t>
+      </w:r>
+    </w:p>
     <w:sectPr>
       <w:headerReference w:type="default" r:id="rId9"/>
       <w:footerReference w:type="default" r:id="rId10"/>
@@ -429,7 +440,7 @@
               <w:noProof/>
               <w:color w:val="808080" w:themeColor="background1" w:themeShade="80"/>
             </w:rPr>
-            <w:t>11 April 2025</w:t>
+            <w:t>15 April 2025</w:t>
           </w:r>
           <w:r>
             <w:rPr>
@@ -478,7 +489,7 @@
               <w:noProof/>
               <w:color w:val="808080" w:themeColor="background1" w:themeShade="80"/>
             </w:rPr>
-            <w:t>18:21:45</w:t>
+            <w:t>14:25:29</w:t>
           </w:r>
           <w:r>
             <w:rPr>
@@ -494,7 +505,10 @@
         <w:tcPr>
           <w:tcW w:w="2790" w:type="dxa"/>
           <w:tcBorders>
+            <w:top w:val="nil"/>
             <w:left w:val="nil"/>
+            <w:bottom w:val="nil"/>
+            <w:right w:val="nil"/>
           </w:tcBorders>
           <w:shd w:val="clear" w:color="auto" w:fill="365F91" w:themeFill="accent1" w:themeFillShade="BF"/>
           <w:vAlign w:val="center"/>
@@ -1378,11 +1392,11 @@
     <w:basedOn w:val="Normal"/>
     <w:next w:val="BodyText"/>
     <w:qFormat/>
-    <w:rsid w:val="0004129D"/>
+    <w:rsid w:val="005350E9"/>
     <w:pPr>
       <w:keepNext/>
       <w:keepLines/>
-      <w:spacing w:before="300" w:after="300"/>
+      <w:spacing w:after="0"/>
       <w:jc w:val="center"/>
     </w:pPr>
     <w:rPr>
@@ -1517,9 +1531,11 @@
   <w:style w:type="character" w:customStyle="1" w:styleId="VerbatimChar">
     <w:name w:val="Verbatim Char"/>
     <w:basedOn w:val="CaptionChar"/>
+    <w:link w:val="SourceCode"/>
+    <w:rsid w:val="003858A0"/>
     <w:rPr>
       <w:rFonts w:ascii="Consolas" w:hAnsi="Consolas"/>
-      <w:sz w:val="22"/>
+      <w:sz w:val="18"/>
     </w:rPr>
   </w:style>
   <w:style w:type="character" w:customStyle="1" w:styleId="SectionNumber">
@@ -1623,6 +1639,19 @@
         <w:insideV w:val="single" w:sz="4" w:space="0" w:color="auto"/>
       </w:tblBorders>
     </w:tblPr>
+  </w:style>
+  <w:style w:type="paragraph" w:customStyle="1" w:styleId="SourceCode">
+    <w:name w:val="Source Code"/>
+    <w:basedOn w:val="Normal"/>
+    <w:link w:val="VerbatimChar"/>
+    <w:rsid w:val="003858A0"/>
+    <w:pPr>
+      <w:wordWrap w:val="0"/>
+    </w:pPr>
+    <w:rPr>
+      <w:rFonts w:ascii="Consolas" w:hAnsi="Consolas"/>
+      <w:sz w:val="18"/>
+    </w:rPr>
   </w:style>
 </w:styles>
 </file>
@@ -1725,7 +1754,9 @@
   </w:compat>
   <w:rsids>
     <w:rsidRoot w:val="009D4C8F"/>
+    <w:rsid w:val="00125B0A"/>
     <w:rsid w:val="001A1D32"/>
+    <w:rsid w:val="00203711"/>
     <w:rsid w:val="002058E9"/>
     <w:rsid w:val="00210625"/>
     <w:rsid w:val="00243A24"/>
@@ -1733,7 +1764,10 @@
     <w:rsid w:val="0043635B"/>
     <w:rsid w:val="00530051"/>
     <w:rsid w:val="00587588"/>
+    <w:rsid w:val="00675E50"/>
+    <w:rsid w:val="00691719"/>
     <w:rsid w:val="00712803"/>
+    <w:rsid w:val="0079256D"/>
     <w:rsid w:val="007A5B47"/>
     <w:rsid w:val="00945AF2"/>
     <w:rsid w:val="009C598C"/>
@@ -1749,6 +1783,7 @@
     <w:rsid w:val="00E744AE"/>
     <w:rsid w:val="00F12714"/>
     <w:rsid w:val="00F22E5D"/>
+    <w:rsid w:val="00F75FD1"/>
   </w:rsids>
   <m:mathPr>
     <m:mathFont m:val="Cambria Math"/>
